--- a/static/downloads/template/code-review-checklist.docx
+++ b/static/downloads/template/code-review-checklist.docx
@@ -4,9 +4,13 @@
   <w:body>
     <w:p>
       <w:pPr>
-        <w:shd w:fill="1B6B3A" w:val="clear"/>
-        <w:spacing w:before="200" w:after="200"/>
+        <w:pBdr>
+          <w:bottom w:val="single" w:color="FFFFFF" w:sz="6"/>
+        </w:pBdr>
+        <w:shd w:fill="1D9E75" w:val="clear"/>
+        <w:spacing w:after="0" w:before="0"/>
         <w:ind w:left="200" w:right="200"/>
+        <w:jc w:val="center"/>
       </w:pPr>
       <w:r>
         <w:rPr>
@@ -14,23 +18,34 @@
           <w:b/>
           <w:bCs/>
           <w:color w:val="FFFFFF"/>
-          <w:sz w:val="32"/>
-          <w:szCs w:val="32"/>
+          <w:sz w:val="22"/>
+          <w:szCs w:val="22"/>
         </w:rPr>
-        <w:t xml:space="preserve">MergeTrace — Code Review: Checklist</w:t>
+        <w:t xml:space="preserve">MergeTrace — Checklist</w:t>
       </w:r>
     </w:p>
     <w:p>
       <w:pPr>
-        <w:spacing w:before="100" w:after="100"/>
+        <w:pBdr>
+          <w:bottom w:val="single" w:color="1D9E75" w:sz="6"/>
+        </w:pBdr>
+        <w:spacing w:after="120" w:before="320"/>
       </w:pPr>
       <w:r>
-        <w:t xml:space="preserve"/>
+        <w:rPr>
+          <w:rFonts w:ascii="Arial" w:cs="Arial" w:eastAsia="Arial" w:hAnsi="Arial"/>
+          <w:b/>
+          <w:bCs/>
+          <w:color w:val="111827"/>
+          <w:sz w:val="36"/>
+          <w:szCs w:val="36"/>
+        </w:rPr>
+        <w:t xml:space="preserve">Code Review — Checklist</w:t>
       </w:r>
     </w:p>
     <w:tbl>
       <w:tblPr>
-        <w:tblW w:type="dxa" w:w="9026"/>
+        <w:tblW w:type="dxa" w:w="9360"/>
         <w:tblBorders>
           <w:top w:val="single" w:color="auto" w:sz="4"/>
           <w:left w:val="single" w:color="auto" w:sz="4"/>
@@ -41,25 +56,25 @@
         </w:tblBorders>
       </w:tblPr>
       <w:tblGrid>
-        <w:gridCol w:w="4513"/>
-        <w:gridCol w:w="4513"/>
+        <w:gridCol w:w="1800"/>
+        <w:gridCol w:w="7560"/>
       </w:tblGrid>
       <w:tr>
         <w:tc>
           <w:tcPr>
-            <w:tcW w:type="dxa" w:w="4513"/>
-            <w:tcBorders>
-              <w:top w:val="single" w:color="CCCCCC" w:sz="1"/>
-              <w:left w:val="single" w:color="CCCCCC" w:sz="1"/>
-              <w:bottom w:val="single" w:color="CCCCCC" w:sz="1"/>
-              <w:right w:val="single" w:color="CCCCCC" w:sz="1"/>
-            </w:tcBorders>
-            <w:shd w:fill="F5F5F5" w:val="clear"/>
+            <w:tcW w:type="dxa" w:w="1800"/>
+            <w:tcBorders>
+              <w:top w:val="single" w:color="E5E7EB" w:sz="1"/>
+              <w:left w:val="single" w:color="E5E7EB" w:sz="1"/>
+              <w:bottom w:val="single" w:color="E5E7EB" w:sz="1"/>
+              <w:right w:val="single" w:color="E5E7EB" w:sz="1"/>
+            </w:tcBorders>
+            <w:shd w:fill="E1F5EE" w:val="clear"/>
             <w:tcMar>
               <w:top w:type="dxa" w:w="80"/>
-              <w:left w:type="dxa" w:w="160"/>
+              <w:left w:type="dxa" w:w="120"/>
               <w:bottom w:type="dxa" w:w="80"/>
-              <w:right w:type="dxa" w:w="160"/>
+              <w:right w:type="dxa" w:w="80"/>
             </w:tcMar>
           </w:tcPr>
           <w:p>
@@ -68,39 +83,59 @@
                 <w:rFonts w:ascii="Arial" w:cs="Arial" w:eastAsia="Arial" w:hAnsi="Arial"/>
                 <w:b/>
                 <w:bCs/>
-                <w:color w:val="555555"/>
-                <w:sz w:val="20"/>
-                <w:szCs w:val="20"/>
-              </w:rPr>
-              <w:t xml:space="preserve">Propósito</w:t>
-            </w:r>
-          </w:p>
-          <w:p>
-            <w:r>
-              <w:rPr>
-                <w:rFonts w:ascii="Arial" w:cs="Arial" w:eastAsia="Arial" w:hAnsi="Arial"/>
-                <w:sz w:val="20"/>
-                <w:szCs w:val="20"/>
-              </w:rPr>
-              <w:t xml:space="preserve">Estabelecer critérios objetivos de revisão técnica.</w:t>
-            </w:r>
-          </w:p>
-        </w:tc>
-        <w:tc>
-          <w:tcPr>
-            <w:tcW w:type="dxa" w:w="4513"/>
-            <w:tcBorders>
-              <w:top w:val="single" w:color="CCCCCC" w:sz="1"/>
-              <w:left w:val="single" w:color="CCCCCC" w:sz="1"/>
-              <w:bottom w:val="single" w:color="CCCCCC" w:sz="1"/>
-              <w:right w:val="single" w:color="CCCCCC" w:sz="1"/>
-            </w:tcBorders>
-            <w:shd w:fill="F5F5F5" w:val="clear"/>
+                <w:color w:val="0F6E56"/>
+                <w:sz w:val="18"/>
+                <w:szCs w:val="18"/>
+              </w:rPr>
+              <w:t xml:space="preserve">Purpose</w:t>
+            </w:r>
+          </w:p>
+        </w:tc>
+        <w:tc>
+          <w:tcPr>
+            <w:tcW w:type="dxa" w:w="7560"/>
+            <w:tcBorders>
+              <w:top w:val="single" w:color="E5E7EB" w:sz="1"/>
+              <w:left w:val="single" w:color="E5E7EB" w:sz="1"/>
+              <w:bottom w:val="single" w:color="E5E7EB" w:sz="1"/>
+              <w:right w:val="single" w:color="E5E7EB" w:sz="1"/>
+            </w:tcBorders>
             <w:tcMar>
               <w:top w:type="dxa" w:w="80"/>
-              <w:left w:type="dxa" w:w="160"/>
+              <w:left w:type="dxa" w:w="120"/>
               <w:bottom w:type="dxa" w:w="80"/>
-              <w:right w:type="dxa" w:w="160"/>
+              <w:right w:type="dxa" w:w="80"/>
+            </w:tcMar>
+          </w:tcPr>
+          <w:p>
+            <w:r>
+              <w:rPr>
+                <w:rFonts w:ascii="Arial" w:cs="Arial" w:eastAsia="Arial" w:hAnsi="Arial"/>
+                <w:color w:val="111827"/>
+                <w:sz w:val="18"/>
+                <w:szCs w:val="18"/>
+              </w:rPr>
+              <w:t xml:space="preserve">Establish objective technical review criteria.</w:t>
+            </w:r>
+          </w:p>
+        </w:tc>
+      </w:tr>
+      <w:tr>
+        <w:tc>
+          <w:tcPr>
+            <w:tcW w:type="dxa" w:w="1800"/>
+            <w:tcBorders>
+              <w:top w:val="single" w:color="E5E7EB" w:sz="1"/>
+              <w:left w:val="single" w:color="E5E7EB" w:sz="1"/>
+              <w:bottom w:val="single" w:color="E5E7EB" w:sz="1"/>
+              <w:right w:val="single" w:color="E5E7EB" w:sz="1"/>
+            </w:tcBorders>
+            <w:shd w:fill="E1F5EE" w:val="clear"/>
+            <w:tcMar>
+              <w:top w:type="dxa" w:w="80"/>
+              <w:left w:type="dxa" w:w="120"/>
+              <w:bottom w:type="dxa" w:w="80"/>
+              <w:right w:type="dxa" w:w="80"/>
             </w:tcMar>
           </w:tcPr>
           <w:p>
@@ -109,21 +144,39 @@
                 <w:rFonts w:ascii="Arial" w:cs="Arial" w:eastAsia="Arial" w:hAnsi="Arial"/>
                 <w:b/>
                 <w:bCs/>
-                <w:color w:val="555555"/>
-                <w:sz w:val="20"/>
-                <w:szCs w:val="20"/>
-              </w:rPr>
-              <w:t xml:space="preserve">Quality Gate</w:t>
-            </w:r>
-          </w:p>
-          <w:p>
-            <w:r>
-              <w:rPr>
-                <w:rFonts w:ascii="Arial" w:cs="Arial" w:eastAsia="Arial" w:hAnsi="Arial"/>
-                <w:sz w:val="20"/>
-                <w:szCs w:val="20"/>
-              </w:rPr>
-              <w:t xml:space="preserve">Code Review Checklist</w:t>
+                <w:color w:val="0F6E56"/>
+                <w:sz w:val="18"/>
+                <w:szCs w:val="18"/>
+              </w:rPr>
+              <w:t xml:space="preserve">Inputs</w:t>
+            </w:r>
+          </w:p>
+        </w:tc>
+        <w:tc>
+          <w:tcPr>
+            <w:tcW w:type="dxa" w:w="7560"/>
+            <w:tcBorders>
+              <w:top w:val="single" w:color="E5E7EB" w:sz="1"/>
+              <w:left w:val="single" w:color="E5E7EB" w:sz="1"/>
+              <w:bottom w:val="single" w:color="E5E7EB" w:sz="1"/>
+              <w:right w:val="single" w:color="E5E7EB" w:sz="1"/>
+            </w:tcBorders>
+            <w:tcMar>
+              <w:top w:type="dxa" w:w="80"/>
+              <w:left w:type="dxa" w:w="120"/>
+              <w:bottom w:type="dxa" w:w="80"/>
+              <w:right w:type="dxa" w:w="80"/>
+            </w:tcMar>
+          </w:tcPr>
+          <w:p>
+            <w:r>
+              <w:rPr>
+                <w:rFonts w:ascii="Arial" w:cs="Arial" w:eastAsia="Arial" w:hAnsi="Arial"/>
+                <w:color w:val="111827"/>
+                <w:sz w:val="18"/>
+                <w:szCs w:val="18"/>
+              </w:rPr>
+              <w:t xml:space="preserve">PR opened with filled template; CI/CD pipeline approved</w:t>
             </w:r>
           </w:p>
         </w:tc>
@@ -131,18 +184,19 @@
       <w:tr>
         <w:tc>
           <w:tcPr>
-            <w:tcW w:type="dxa" w:w="4513"/>
-            <w:tcBorders>
-              <w:top w:val="single" w:color="CCCCCC" w:sz="1"/>
-              <w:left w:val="single" w:color="CCCCCC" w:sz="1"/>
-              <w:bottom w:val="single" w:color="CCCCCC" w:sz="1"/>
-              <w:right w:val="single" w:color="CCCCCC" w:sz="1"/>
-            </w:tcBorders>
+            <w:tcW w:type="dxa" w:w="1800"/>
+            <w:tcBorders>
+              <w:top w:val="single" w:color="E5E7EB" w:sz="1"/>
+              <w:left w:val="single" w:color="E5E7EB" w:sz="1"/>
+              <w:bottom w:val="single" w:color="E5E7EB" w:sz="1"/>
+              <w:right w:val="single" w:color="E5E7EB" w:sz="1"/>
+            </w:tcBorders>
+            <w:shd w:fill="E1F5EE" w:val="clear"/>
             <w:tcMar>
               <w:top w:type="dxa" w:w="80"/>
-              <w:left w:type="dxa" w:w="160"/>
+              <w:left w:type="dxa" w:w="120"/>
               <w:bottom w:type="dxa" w:w="80"/>
-              <w:right w:type="dxa" w:w="160"/>
+              <w:right w:type="dxa" w:w="80"/>
             </w:tcMar>
           </w:tcPr>
           <w:p>
@@ -151,61 +205,39 @@
                 <w:rFonts w:ascii="Arial" w:cs="Arial" w:eastAsia="Arial" w:hAnsi="Arial"/>
                 <w:b/>
                 <w:bCs/>
-                <w:color w:val="555555"/>
-                <w:sz w:val="20"/>
-                <w:szCs w:val="20"/>
-              </w:rPr>
-              <w:t xml:space="preserve">Entradas (Required Artifacts)</w:t>
-            </w:r>
-          </w:p>
-          <w:p>
-            <w:r>
-              <w:rPr>
-                <w:rFonts w:ascii="Arial" w:cs="Arial" w:eastAsia="Arial" w:hAnsi="Arial"/>
-                <w:sz w:val="20"/>
-                <w:szCs w:val="20"/>
-              </w:rPr>
-              <w:t xml:space="preserve">PR aberto com template preenchido; Pipeline CI/CD aprovado</w:t>
-            </w:r>
-          </w:p>
-        </w:tc>
-        <w:tc>
-          <w:tcPr>
-            <w:tcW w:type="dxa" w:w="4513"/>
-            <w:tcBorders>
-              <w:top w:val="single" w:color="CCCCCC" w:sz="1"/>
-              <w:left w:val="single" w:color="CCCCCC" w:sz="1"/>
-              <w:bottom w:val="single" w:color="CCCCCC" w:sz="1"/>
-              <w:right w:val="single" w:color="CCCCCC" w:sz="1"/>
+                <w:color w:val="0F6E56"/>
+                <w:sz w:val="18"/>
+                <w:szCs w:val="18"/>
+              </w:rPr>
+              <w:t xml:space="preserve">Outputs</w:t>
+            </w:r>
+          </w:p>
+        </w:tc>
+        <w:tc>
+          <w:tcPr>
+            <w:tcW w:type="dxa" w:w="7560"/>
+            <w:tcBorders>
+              <w:top w:val="single" w:color="E5E7EB" w:sz="1"/>
+              <w:left w:val="single" w:color="E5E7EB" w:sz="1"/>
+              <w:bottom w:val="single" w:color="E5E7EB" w:sz="1"/>
+              <w:right w:val="single" w:color="E5E7EB" w:sz="1"/>
             </w:tcBorders>
             <w:tcMar>
               <w:top w:type="dxa" w:w="80"/>
-              <w:left w:type="dxa" w:w="160"/>
+              <w:left w:type="dxa" w:w="120"/>
               <w:bottom w:type="dxa" w:w="80"/>
-              <w:right w:type="dxa" w:w="160"/>
-            </w:tcMar>
-          </w:tcPr>
-          <w:p>
-            <w:r>
-              <w:rPr>
-                <w:rFonts w:ascii="Arial" w:cs="Arial" w:eastAsia="Arial" w:hAnsi="Arial"/>
-                <w:b/>
-                <w:bCs/>
-                <w:color w:val="555555"/>
-                <w:sz w:val="20"/>
-                <w:szCs w:val="20"/>
-              </w:rPr>
-              <w:t xml:space="preserve">Saídas (Produced Artifacts)</w:t>
-            </w:r>
-          </w:p>
-          <w:p>
-            <w:r>
-              <w:rPr>
-                <w:rFonts w:ascii="Arial" w:cs="Arial" w:eastAsia="Arial" w:hAnsi="Arial"/>
-                <w:sz w:val="20"/>
-                <w:szCs w:val="20"/>
-              </w:rPr>
-              <w:t xml:space="preserve">Comentários de revisão; Checklist de revisão concluído; Registros de decisões técnicas</w:t>
+              <w:right w:type="dxa" w:w="80"/>
+            </w:tcMar>
+          </w:tcPr>
+          <w:p>
+            <w:r>
+              <w:rPr>
+                <w:rFonts w:ascii="Arial" w:cs="Arial" w:eastAsia="Arial" w:hAnsi="Arial"/>
+                <w:color w:val="111827"/>
+                <w:sz w:val="18"/>
+                <w:szCs w:val="18"/>
+              </w:rPr>
+              <w:t xml:space="preserve">Review comments; Completed review checklist; Technical decision records</w:t>
             </w:r>
           </w:p>
         </w:tc>
@@ -213,15 +245,30 @@
     </w:tbl>
     <w:p>
       <w:pPr>
-        <w:spacing w:before="100" w:after="100"/>
+        <w:spacing w:after="0" w:before="200"/>
+      </w:pPr>
+    </w:p>
+    <w:p>
+      <w:pPr>
+        <w:shd w:fill="1D9E75" w:val="clear"/>
+        <w:spacing w:after="80" w:before="240"/>
+        <w:ind w:left="120" w:right="120"/>
       </w:pPr>
       <w:r>
-        <w:t xml:space="preserve"/>
+        <w:rPr>
+          <w:rFonts w:ascii="Arial" w:cs="Arial" w:eastAsia="Arial" w:hAnsi="Arial"/>
+          <w:b/>
+          <w:bCs/>
+          <w:color w:val="FFFFFF"/>
+          <w:sz w:val="22"/>
+          <w:szCs w:val="22"/>
+        </w:rPr>
+        <w:t xml:space="preserve">Pre-conditions (Inputs)</w:t>
       </w:r>
     </w:p>
     <w:tbl>
       <w:tblPr>
-        <w:tblW w:type="dxa" w:w="9026"/>
+        <w:tblW w:type="dxa" w:w="9360"/>
         <w:tblBorders>
           <w:top w:val="single" w:color="auto" w:sz="4"/>
           <w:left w:val="single" w:color="auto" w:sz="4"/>
@@ -230,52 +277,37 @@
           <w:insideH w:val="single" w:color="auto" w:sz="4"/>
           <w:insideV w:val="single" w:color="auto" w:sz="4"/>
         </w:tblBorders>
+        <w:tblCellMar>
+          <w:top w:type="dxa" w:w="40"/>
+          <w:bottom w:type="dxa" w:w="40"/>
+        </w:tblCellMar>
       </w:tblPr>
       <w:tblGrid>
-        <w:gridCol w:w="9026"/>
+        <w:gridCol w:w="480"/>
+        <w:gridCol w:w="8880"/>
       </w:tblGrid>
       <w:tr>
         <w:tc>
           <w:tcPr>
-            <w:tcW w:type="dxa" w:w="9026"/>
-            <w:tcBorders>
-              <w:top w:val="single" w:color="CCCCCC" w:sz="1"/>
-              <w:left w:val="single" w:color="CCCCCC" w:sz="1"/>
-              <w:bottom w:val="single" w:color="CCCCCC" w:sz="1"/>
-              <w:right w:val="single" w:color="CCCCCC" w:sz="1"/>
-            </w:tcBorders>
-            <w:shd w:fill="E8F5E9" w:val="clear"/>
-            <w:tcMar>
-              <w:top w:type="dxa" w:w="80"/>
-              <w:left w:type="dxa" w:w="160"/>
-              <w:bottom w:type="dxa" w:w="80"/>
-              <w:right w:type="dxa" w:w="160"/>
-            </w:tcMar>
+            <w:tcW w:type="dxa" w:w="480"/>
+            <w:tcBorders>
+              <w:top w:val="none" w:color="FFFFFF" w:sz="0"/>
+              <w:left w:val="none" w:color="FFFFFF" w:sz="0"/>
+              <w:bottom w:val="none" w:color="FFFFFF" w:sz="0"/>
+              <w:right w:val="none" w:color="FFFFFF" w:sz="0"/>
+            </w:tcBorders>
+            <w:shd w:fill="F9FAFB" w:val="clear"/>
+            <w:tcMar>
+              <w:top w:type="dxa" w:w="60"/>
+              <w:left w:type="dxa" w:w="100"/>
+              <w:bottom w:type="dxa" w:w="60"/>
+              <w:right w:type="dxa" w:w="60"/>
+            </w:tcMar>
+            <w:vAlign w:val="center"/>
           </w:tcPr>
           <w:p>
             <w:pPr>
-              <w:spacing w:before="60" w:after="60"/>
-            </w:pPr>
-            <w:r>
-              <w:rPr>
-                <w:rFonts w:ascii="Arial" w:cs="Arial" w:eastAsia="Arial" w:hAnsi="Arial"/>
-                <w:b/>
-                <w:bCs/>
-                <w:color w:val="1B6B3A"/>
-                <w:sz w:val="24"/>
-                <w:szCs w:val="24"/>
-              </w:rPr>
-              <w:t xml:space="preserve">📋  Pré-condições (Entradas)</w:t>
-            </w:r>
-          </w:p>
-          <w:p>
-            <w:pPr>
-              <w:pStyle w:val="ListParagraph"/>
-              <w:numPr>
-                <w:ilvl w:val="0"/>
-                <w:numId w:val="2"/>
-              </w:numPr>
-              <w:spacing w:before="60" w:after="60"/>
+              <w:jc w:val="center"/>
             </w:pPr>
             <w:r>
               <w:rPr>
@@ -283,25 +315,36 @@
                 <w:sz w:val="22"/>
                 <w:szCs w:val="22"/>
               </w:rPr>
-              <w:t xml:space="preserve">PR aberto com template preenchido</w:t>
-            </w:r>
-          </w:p>
-          <w:p>
-            <w:pPr>
-              <w:pStyle w:val="ListParagraph"/>
-              <w:numPr>
-                <w:ilvl w:val="0"/>
-                <w:numId w:val="2"/>
-              </w:numPr>
-              <w:spacing w:before="60" w:after="60"/>
-            </w:pPr>
-            <w:r>
-              <w:rPr>
-                <w:rFonts w:ascii="Arial" w:cs="Arial" w:eastAsia="Arial" w:hAnsi="Arial"/>
-                <w:sz w:val="22"/>
-                <w:szCs w:val="22"/>
-              </w:rPr>
-              <w:t xml:space="preserve">Pipeline CI/CD aprovado</w:t>
+              <w:t xml:space="preserve">☐</w:t>
+            </w:r>
+          </w:p>
+        </w:tc>
+        <w:tc>
+          <w:tcPr>
+            <w:tcW w:type="dxa" w:w="8880"/>
+            <w:tcBorders>
+              <w:top w:val="none" w:color="FFFFFF" w:sz="0"/>
+              <w:left w:val="none" w:color="FFFFFF" w:sz="0"/>
+              <w:bottom w:val="none" w:color="FFFFFF" w:sz="0"/>
+              <w:right w:val="none" w:color="FFFFFF" w:sz="0"/>
+            </w:tcBorders>
+            <w:shd w:fill="FFFFFF" w:val="clear"/>
+            <w:tcMar>
+              <w:top w:type="dxa" w:w="60"/>
+              <w:left w:type="dxa" w:w="120"/>
+              <w:bottom w:type="dxa" w:w="60"/>
+              <w:right w:type="dxa" w:w="100"/>
+            </w:tcMar>
+          </w:tcPr>
+          <w:p>
+            <w:r>
+              <w:rPr>
+                <w:rFonts w:ascii="Arial" w:cs="Arial" w:eastAsia="Arial" w:hAnsi="Arial"/>
+                <w:color w:val="111827"/>
+                <w:sz w:val="20"/>
+                <w:szCs w:val="20"/>
+              </w:rPr>
+              <w:t xml:space="preserve">PR opened with filled template</w:t>
             </w:r>
           </w:p>
         </w:tc>
@@ -309,15 +352,15 @@
     </w:tbl>
     <w:p>
       <w:pPr>
-        <w:spacing w:before="100" w:after="100"/>
-      </w:pPr>
-      <w:r>
-        <w:t xml:space="preserve"/>
-      </w:r>
+        <w:pBdr>
+          <w:bottom w:val="single" w:color="E5E7EB" w:sz="1"/>
+        </w:pBdr>
+        <w:spacing w:after="20" w:before="20"/>
+      </w:pPr>
     </w:p>
     <w:tbl>
       <w:tblPr>
-        <w:tblW w:type="dxa" w:w="9026"/>
+        <w:tblW w:type="dxa" w:w="9360"/>
         <w:tblBorders>
           <w:top w:val="single" w:color="auto" w:sz="4"/>
           <w:left w:val="single" w:color="auto" w:sz="4"/>
@@ -326,52 +369,37 @@
           <w:insideH w:val="single" w:color="auto" w:sz="4"/>
           <w:insideV w:val="single" w:color="auto" w:sz="4"/>
         </w:tblBorders>
+        <w:tblCellMar>
+          <w:top w:type="dxa" w:w="40"/>
+          <w:bottom w:type="dxa" w:w="40"/>
+        </w:tblCellMar>
       </w:tblPr>
       <w:tblGrid>
-        <w:gridCol w:w="9026"/>
+        <w:gridCol w:w="480"/>
+        <w:gridCol w:w="8880"/>
       </w:tblGrid>
       <w:tr>
         <w:tc>
           <w:tcPr>
-            <w:tcW w:type="dxa" w:w="9026"/>
-            <w:tcBorders>
-              <w:top w:val="single" w:color="CCCCCC" w:sz="1"/>
-              <w:left w:val="single" w:color="CCCCCC" w:sz="1"/>
-              <w:bottom w:val="single" w:color="CCCCCC" w:sz="1"/>
-              <w:right w:val="single" w:color="CCCCCC" w:sz="1"/>
-            </w:tcBorders>
-            <w:shd w:fill="E8F5E9" w:val="clear"/>
-            <w:tcMar>
-              <w:top w:type="dxa" w:w="80"/>
-              <w:left w:type="dxa" w:w="160"/>
-              <w:bottom w:type="dxa" w:w="80"/>
-              <w:right w:type="dxa" w:w="160"/>
-            </w:tcMar>
+            <w:tcW w:type="dxa" w:w="480"/>
+            <w:tcBorders>
+              <w:top w:val="none" w:color="FFFFFF" w:sz="0"/>
+              <w:left w:val="none" w:color="FFFFFF" w:sz="0"/>
+              <w:bottom w:val="none" w:color="FFFFFF" w:sz="0"/>
+              <w:right w:val="none" w:color="FFFFFF" w:sz="0"/>
+            </w:tcBorders>
+            <w:shd w:fill="F9FAFB" w:val="clear"/>
+            <w:tcMar>
+              <w:top w:type="dxa" w:w="60"/>
+              <w:left w:type="dxa" w:w="100"/>
+              <w:bottom w:type="dxa" w:w="60"/>
+              <w:right w:type="dxa" w:w="60"/>
+            </w:tcMar>
+            <w:vAlign w:val="center"/>
           </w:tcPr>
           <w:p>
             <w:pPr>
-              <w:spacing w:before="60" w:after="60"/>
-            </w:pPr>
-            <w:r>
-              <w:rPr>
-                <w:rFonts w:ascii="Arial" w:cs="Arial" w:eastAsia="Arial" w:hAnsi="Arial"/>
-                <w:b/>
-                <w:bCs/>
-                <w:color w:val="1B6B3A"/>
-                <w:sz w:val="24"/>
-                <w:szCs w:val="24"/>
-              </w:rPr>
-              <w:t xml:space="preserve">⚙️  Execução</w:t>
-            </w:r>
-          </w:p>
-          <w:p>
-            <w:pPr>
-              <w:pStyle w:val="ListParagraph"/>
-              <w:numPr>
-                <w:ilvl w:val="0"/>
-                <w:numId w:val="2"/>
-              </w:numPr>
-              <w:spacing w:before="60" w:after="60"/>
+              <w:jc w:val="center"/>
             </w:pPr>
             <w:r>
               <w:rPr>
@@ -379,97 +407,36 @@
                 <w:sz w:val="22"/>
                 <w:szCs w:val="22"/>
               </w:rPr>
-              <w:t xml:space="preserve">Estilo e convenções de código avaliados</w:t>
-            </w:r>
-          </w:p>
-          <w:p>
-            <w:pPr>
-              <w:pStyle w:val="ListParagraph"/>
-              <w:numPr>
-                <w:ilvl w:val="0"/>
-                <w:numId w:val="2"/>
-              </w:numPr>
-              <w:spacing w:before="60" w:after="60"/>
-            </w:pPr>
-            <w:r>
-              <w:rPr>
-                <w:rFonts w:ascii="Arial" w:cs="Arial" w:eastAsia="Arial" w:hAnsi="Arial"/>
-                <w:sz w:val="22"/>
-                <w:szCs w:val="22"/>
-              </w:rPr>
-              <w:t xml:space="preserve">Impacto das mudanças analisado</w:t>
-            </w:r>
-          </w:p>
-          <w:p>
-            <w:pPr>
-              <w:pStyle w:val="ListParagraph"/>
-              <w:numPr>
-                <w:ilvl w:val="0"/>
-                <w:numId w:val="2"/>
-              </w:numPr>
-              <w:spacing w:before="60" w:after="60"/>
-            </w:pPr>
-            <w:r>
-              <w:rPr>
-                <w:rFonts w:ascii="Arial" w:cs="Arial" w:eastAsia="Arial" w:hAnsi="Arial"/>
-                <w:sz w:val="22"/>
-                <w:szCs w:val="22"/>
-              </w:rPr>
-              <w:t xml:space="preserve">Cobertura e qualidade dos testes verificadas</w:t>
-            </w:r>
-          </w:p>
-          <w:p>
-            <w:pPr>
-              <w:pStyle w:val="ListParagraph"/>
-              <w:numPr>
-                <w:ilvl w:val="0"/>
-                <w:numId w:val="2"/>
-              </w:numPr>
-              <w:spacing w:before="60" w:after="60"/>
-            </w:pPr>
-            <w:r>
-              <w:rPr>
-                <w:rFonts w:ascii="Arial" w:cs="Arial" w:eastAsia="Arial" w:hAnsi="Arial"/>
-                <w:sz w:val="22"/>
-                <w:szCs w:val="22"/>
-              </w:rPr>
-              <w:t xml:space="preserve">Riscos técnicos identificados e registrados</w:t>
-            </w:r>
-          </w:p>
-          <w:p>
-            <w:pPr>
-              <w:pStyle w:val="ListParagraph"/>
-              <w:numPr>
-                <w:ilvl w:val="0"/>
-                <w:numId w:val="2"/>
-              </w:numPr>
-              <w:spacing w:before="60" w:after="60"/>
-            </w:pPr>
-            <w:r>
-              <w:rPr>
-                <w:rFonts w:ascii="Arial" w:cs="Arial" w:eastAsia="Arial" w:hAnsi="Arial"/>
-                <w:sz w:val="22"/>
-                <w:szCs w:val="22"/>
-              </w:rPr>
-              <w:t xml:space="preserve">Aspectos de segurança verificados</w:t>
-            </w:r>
-          </w:p>
-          <w:p>
-            <w:pPr>
-              <w:pStyle w:val="ListParagraph"/>
-              <w:numPr>
-                <w:ilvl w:val="0"/>
-                <w:numId w:val="2"/>
-              </w:numPr>
-              <w:spacing w:before="60" w:after="60"/>
-            </w:pPr>
-            <w:r>
-              <w:rPr>
-                <w:rFonts w:ascii="Arial" w:cs="Arial" w:eastAsia="Arial" w:hAnsi="Arial"/>
-                <w:sz w:val="22"/>
-                <w:szCs w:val="22"/>
-              </w:rPr>
-              <w:t xml:space="preserve">Decisões técnicas registradas</w:t>
+              <w:t xml:space="preserve">☐</w:t>
+            </w:r>
+          </w:p>
+        </w:tc>
+        <w:tc>
+          <w:tcPr>
+            <w:tcW w:type="dxa" w:w="8880"/>
+            <w:tcBorders>
+              <w:top w:val="none" w:color="FFFFFF" w:sz="0"/>
+              <w:left w:val="none" w:color="FFFFFF" w:sz="0"/>
+              <w:bottom w:val="none" w:color="FFFFFF" w:sz="0"/>
+              <w:right w:val="none" w:color="FFFFFF" w:sz="0"/>
+            </w:tcBorders>
+            <w:shd w:fill="FFFFFF" w:val="clear"/>
+            <w:tcMar>
+              <w:top w:type="dxa" w:w="60"/>
+              <w:left w:type="dxa" w:w="120"/>
+              <w:bottom w:type="dxa" w:w="60"/>
+              <w:right w:type="dxa" w:w="100"/>
+            </w:tcMar>
+          </w:tcPr>
+          <w:p>
+            <w:r>
+              <w:rPr>
+                <w:rFonts w:ascii="Arial" w:cs="Arial" w:eastAsia="Arial" w:hAnsi="Arial"/>
+                <w:color w:val="111827"/>
+                <w:sz w:val="20"/>
+                <w:szCs w:val="20"/>
+              </w:rPr>
+              <w:t xml:space="preserve">CI/CD pipeline approved</w:t>
             </w:r>
           </w:p>
         </w:tc>
@@ -477,15 +444,33 @@
     </w:tbl>
     <w:p>
       <w:pPr>
-        <w:spacing w:before="100" w:after="100"/>
+        <w:pBdr>
+          <w:bottom w:val="single" w:color="E5E7EB" w:sz="1"/>
+        </w:pBdr>
+        <w:spacing w:after="20" w:before="20"/>
+      </w:pPr>
+    </w:p>
+    <w:p>
+      <w:pPr>
+        <w:shd w:fill="1D9E75" w:val="clear"/>
+        <w:spacing w:after="80" w:before="240"/>
+        <w:ind w:left="120" w:right="120"/>
       </w:pPr>
       <w:r>
-        <w:t xml:space="preserve"/>
+        <w:rPr>
+          <w:rFonts w:ascii="Arial" w:cs="Arial" w:eastAsia="Arial" w:hAnsi="Arial"/>
+          <w:b/>
+          <w:bCs/>
+          <w:color w:val="FFFFFF"/>
+          <w:sz w:val="22"/>
+          <w:szCs w:val="22"/>
+        </w:rPr>
+        <w:t xml:space="preserve">Execution</w:t>
       </w:r>
     </w:p>
     <w:tbl>
       <w:tblPr>
-        <w:tblW w:type="dxa" w:w="9026"/>
+        <w:tblW w:type="dxa" w:w="9360"/>
         <w:tblBorders>
           <w:top w:val="single" w:color="auto" w:sz="4"/>
           <w:left w:val="single" w:color="auto" w:sz="4"/>
@@ -494,52 +479,37 @@
           <w:insideH w:val="single" w:color="auto" w:sz="4"/>
           <w:insideV w:val="single" w:color="auto" w:sz="4"/>
         </w:tblBorders>
+        <w:tblCellMar>
+          <w:top w:type="dxa" w:w="40"/>
+          <w:bottom w:type="dxa" w:w="40"/>
+        </w:tblCellMar>
       </w:tblPr>
       <w:tblGrid>
-        <w:gridCol w:w="9026"/>
+        <w:gridCol w:w="480"/>
+        <w:gridCol w:w="8880"/>
       </w:tblGrid>
       <w:tr>
         <w:tc>
           <w:tcPr>
-            <w:tcW w:type="dxa" w:w="9026"/>
-            <w:tcBorders>
-              <w:top w:val="single" w:color="CCCCCC" w:sz="1"/>
-              <w:left w:val="single" w:color="CCCCCC" w:sz="1"/>
-              <w:bottom w:val="single" w:color="CCCCCC" w:sz="1"/>
-              <w:right w:val="single" w:color="CCCCCC" w:sz="1"/>
-            </w:tcBorders>
-            <w:shd w:fill="E8F5E9" w:val="clear"/>
-            <w:tcMar>
-              <w:top w:type="dxa" w:w="80"/>
-              <w:left w:type="dxa" w:w="160"/>
-              <w:bottom w:type="dxa" w:w="80"/>
-              <w:right w:type="dxa" w:w="160"/>
-            </w:tcMar>
+            <w:tcW w:type="dxa" w:w="480"/>
+            <w:tcBorders>
+              <w:top w:val="none" w:color="FFFFFF" w:sz="0"/>
+              <w:left w:val="none" w:color="FFFFFF" w:sz="0"/>
+              <w:bottom w:val="none" w:color="FFFFFF" w:sz="0"/>
+              <w:right w:val="none" w:color="FFFFFF" w:sz="0"/>
+            </w:tcBorders>
+            <w:shd w:fill="F9FAFB" w:val="clear"/>
+            <w:tcMar>
+              <w:top w:type="dxa" w:w="60"/>
+              <w:left w:type="dxa" w:w="100"/>
+              <w:bottom w:type="dxa" w:w="60"/>
+              <w:right w:type="dxa" w:w="60"/>
+            </w:tcMar>
+            <w:vAlign w:val="center"/>
           </w:tcPr>
           <w:p>
             <w:pPr>
-              <w:spacing w:before="60" w:after="60"/>
-            </w:pPr>
-            <w:r>
-              <w:rPr>
-                <w:rFonts w:ascii="Arial" w:cs="Arial" w:eastAsia="Arial" w:hAnsi="Arial"/>
-                <w:b/>
-                <w:bCs/>
-                <w:color w:val="1B6B3A"/>
-                <w:sz w:val="24"/>
-                <w:szCs w:val="24"/>
-              </w:rPr>
-              <w:t xml:space="preserve">🚦  Quality Gate (Bloqueante)</w:t>
-            </w:r>
-          </w:p>
-          <w:p>
-            <w:pPr>
-              <w:pStyle w:val="ListParagraph"/>
-              <w:numPr>
-                <w:ilvl w:val="0"/>
-                <w:numId w:val="2"/>
-              </w:numPr>
-              <w:spacing w:before="60" w:after="60"/>
+              <w:jc w:val="center"/>
             </w:pPr>
             <w:r>
               <w:rPr>
@@ -547,25 +517,36 @@
                 <w:sz w:val="22"/>
                 <w:szCs w:val="22"/>
               </w:rPr>
-              <w:t xml:space="preserve">Todos os critérios do Code Review Checklist atendidos</w:t>
-            </w:r>
-          </w:p>
-          <w:p>
-            <w:pPr>
-              <w:pStyle w:val="ListParagraph"/>
-              <w:numPr>
-                <w:ilvl w:val="0"/>
-                <w:numId w:val="2"/>
-              </w:numPr>
-              <w:spacing w:before="60" w:after="60"/>
-            </w:pPr>
-            <w:r>
-              <w:rPr>
-                <w:rFonts w:ascii="Arial" w:cs="Arial" w:eastAsia="Arial" w:hAnsi="Arial"/>
-                <w:sz w:val="22"/>
-                <w:szCs w:val="22"/>
-              </w:rPr>
-              <w:t xml:space="preserve">Todos os comentários resolvidos antes da aprovação</w:t>
+              <w:t xml:space="preserve">☐</w:t>
+            </w:r>
+          </w:p>
+        </w:tc>
+        <w:tc>
+          <w:tcPr>
+            <w:tcW w:type="dxa" w:w="8880"/>
+            <w:tcBorders>
+              <w:top w:val="none" w:color="FFFFFF" w:sz="0"/>
+              <w:left w:val="none" w:color="FFFFFF" w:sz="0"/>
+              <w:bottom w:val="none" w:color="FFFFFF" w:sz="0"/>
+              <w:right w:val="none" w:color="FFFFFF" w:sz="0"/>
+            </w:tcBorders>
+            <w:shd w:fill="FFFFFF" w:val="clear"/>
+            <w:tcMar>
+              <w:top w:type="dxa" w:w="60"/>
+              <w:left w:type="dxa" w:w="120"/>
+              <w:bottom w:type="dxa" w:w="60"/>
+              <w:right w:type="dxa" w:w="100"/>
+            </w:tcMar>
+          </w:tcPr>
+          <w:p>
+            <w:r>
+              <w:rPr>
+                <w:rFonts w:ascii="Arial" w:cs="Arial" w:eastAsia="Arial" w:hAnsi="Arial"/>
+                <w:color w:val="111827"/>
+                <w:sz w:val="20"/>
+                <w:szCs w:val="20"/>
+              </w:rPr>
+              <w:t xml:space="preserve">Code style and conventions evaluated</w:t>
             </w:r>
           </w:p>
         </w:tc>
@@ -573,15 +554,15 @@
     </w:tbl>
     <w:p>
       <w:pPr>
-        <w:spacing w:before="100" w:after="100"/>
-      </w:pPr>
-      <w:r>
-        <w:t xml:space="preserve"/>
-      </w:r>
+        <w:pBdr>
+          <w:bottom w:val="single" w:color="E5E7EB" w:sz="1"/>
+        </w:pBdr>
+        <w:spacing w:after="20" w:before="20"/>
+      </w:pPr>
     </w:p>
     <w:tbl>
       <w:tblPr>
-        <w:tblW w:type="dxa" w:w="9026"/>
+        <w:tblW w:type="dxa" w:w="9360"/>
         <w:tblBorders>
           <w:top w:val="single" w:color="auto" w:sz="4"/>
           <w:left w:val="single" w:color="auto" w:sz="4"/>
@@ -590,59 +571,258 @@
           <w:insideH w:val="single" w:color="auto" w:sz="4"/>
           <w:insideV w:val="single" w:color="auto" w:sz="4"/>
         </w:tblBorders>
+        <w:tblCellMar>
+          <w:top w:type="dxa" w:w="40"/>
+          <w:bottom w:type="dxa" w:w="40"/>
+        </w:tblCellMar>
       </w:tblPr>
       <w:tblGrid>
-        <w:gridCol w:w="9026"/>
+        <w:gridCol w:w="480"/>
+        <w:gridCol w:w="8880"/>
       </w:tblGrid>
       <w:tr>
         <w:tc>
           <w:tcPr>
-            <w:tcW w:type="dxa" w:w="9026"/>
-            <w:tcBorders>
-              <w:top w:val="single" w:color="CCCCCC" w:sz="1"/>
-              <w:left w:val="single" w:color="CCCCCC" w:sz="1"/>
-              <w:bottom w:val="single" w:color="CCCCCC" w:sz="1"/>
-              <w:right w:val="single" w:color="CCCCCC" w:sz="1"/>
-            </w:tcBorders>
-            <w:tcMar>
-              <w:top w:type="dxa" w:w="80"/>
-              <w:left w:type="dxa" w:w="160"/>
-              <w:bottom w:type="dxa" w:w="80"/>
-              <w:right w:type="dxa" w:w="160"/>
-            </w:tcMar>
-          </w:tcPr>
-          <w:p>
-            <w:r>
-              <w:rPr>
-                <w:rFonts w:ascii="Arial" w:cs="Arial" w:eastAsia="Arial" w:hAnsi="Arial"/>
-                <w:b/>
-                <w:bCs/>
+            <w:tcW w:type="dxa" w:w="480"/>
+            <w:tcBorders>
+              <w:top w:val="none" w:color="FFFFFF" w:sz="0"/>
+              <w:left w:val="none" w:color="FFFFFF" w:sz="0"/>
+              <w:bottom w:val="none" w:color="FFFFFF" w:sz="0"/>
+              <w:right w:val="none" w:color="FFFFFF" w:sz="0"/>
+            </w:tcBorders>
+            <w:shd w:fill="F9FAFB" w:val="clear"/>
+            <w:tcMar>
+              <w:top w:type="dxa" w:w="60"/>
+              <w:left w:type="dxa" w:w="100"/>
+              <w:bottom w:type="dxa" w:w="60"/>
+              <w:right w:type="dxa" w:w="60"/>
+            </w:tcMar>
+            <w:vAlign w:val="center"/>
+          </w:tcPr>
+          <w:p>
+            <w:pPr>
+              <w:jc w:val="center"/>
+            </w:pPr>
+            <w:r>
+              <w:rPr>
+                <w:rFonts w:ascii="Arial" w:cs="Arial" w:eastAsia="Arial" w:hAnsi="Arial"/>
+                <w:sz w:val="22"/>
+                <w:szCs w:val="22"/>
+              </w:rPr>
+              <w:t xml:space="preserve">☐</w:t>
+            </w:r>
+          </w:p>
+        </w:tc>
+        <w:tc>
+          <w:tcPr>
+            <w:tcW w:type="dxa" w:w="8880"/>
+            <w:tcBorders>
+              <w:top w:val="none" w:color="FFFFFF" w:sz="0"/>
+              <w:left w:val="none" w:color="FFFFFF" w:sz="0"/>
+              <w:bottom w:val="none" w:color="FFFFFF" w:sz="0"/>
+              <w:right w:val="none" w:color="FFFFFF" w:sz="0"/>
+            </w:tcBorders>
+            <w:shd w:fill="FFFFFF" w:val="clear"/>
+            <w:tcMar>
+              <w:top w:type="dxa" w:w="60"/>
+              <w:left w:type="dxa" w:w="120"/>
+              <w:bottom w:type="dxa" w:w="60"/>
+              <w:right w:type="dxa" w:w="100"/>
+            </w:tcMar>
+          </w:tcPr>
+          <w:p>
+            <w:r>
+              <w:rPr>
+                <w:rFonts w:ascii="Arial" w:cs="Arial" w:eastAsia="Arial" w:hAnsi="Arial"/>
+                <w:color w:val="111827"/>
                 <w:sz w:val="20"/>
                 <w:szCs w:val="20"/>
               </w:rPr>
-              <w:t xml:space="preserve">Mediador</w:t>
-            </w:r>
-          </w:p>
-          <w:p>
-            <w:r>
-              <w:rPr>
-                <w:rFonts w:ascii="Arial" w:cs="Arial" w:eastAsia="Arial" w:hAnsi="Arial"/>
-                <w:color w:val="999999"/>
+              <w:t xml:space="preserve">Impact of changes analyzed</w:t>
+            </w:r>
+          </w:p>
+        </w:tc>
+      </w:tr>
+    </w:tbl>
+    <w:p>
+      <w:pPr>
+        <w:pBdr>
+          <w:bottom w:val="single" w:color="E5E7EB" w:sz="1"/>
+        </w:pBdr>
+        <w:spacing w:after="20" w:before="20"/>
+      </w:pPr>
+    </w:p>
+    <w:tbl>
+      <w:tblPr>
+        <w:tblW w:type="dxa" w:w="9360"/>
+        <w:tblBorders>
+          <w:top w:val="single" w:color="auto" w:sz="4"/>
+          <w:left w:val="single" w:color="auto" w:sz="4"/>
+          <w:bottom w:val="single" w:color="auto" w:sz="4"/>
+          <w:right w:val="single" w:color="auto" w:sz="4"/>
+          <w:insideH w:val="single" w:color="auto" w:sz="4"/>
+          <w:insideV w:val="single" w:color="auto" w:sz="4"/>
+        </w:tblBorders>
+        <w:tblCellMar>
+          <w:top w:type="dxa" w:w="40"/>
+          <w:bottom w:type="dxa" w:w="40"/>
+        </w:tblCellMar>
+      </w:tblPr>
+      <w:tblGrid>
+        <w:gridCol w:w="480"/>
+        <w:gridCol w:w="8880"/>
+      </w:tblGrid>
+      <w:tr>
+        <w:tc>
+          <w:tcPr>
+            <w:tcW w:type="dxa" w:w="480"/>
+            <w:tcBorders>
+              <w:top w:val="none" w:color="FFFFFF" w:sz="0"/>
+              <w:left w:val="none" w:color="FFFFFF" w:sz="0"/>
+              <w:bottom w:val="none" w:color="FFFFFF" w:sz="0"/>
+              <w:right w:val="none" w:color="FFFFFF" w:sz="0"/>
+            </w:tcBorders>
+            <w:shd w:fill="F9FAFB" w:val="clear"/>
+            <w:tcMar>
+              <w:top w:type="dxa" w:w="60"/>
+              <w:left w:type="dxa" w:w="100"/>
+              <w:bottom w:type="dxa" w:w="60"/>
+              <w:right w:type="dxa" w:w="60"/>
+            </w:tcMar>
+            <w:vAlign w:val="center"/>
+          </w:tcPr>
+          <w:p>
+            <w:pPr>
+              <w:jc w:val="center"/>
+            </w:pPr>
+            <w:r>
+              <w:rPr>
+                <w:rFonts w:ascii="Arial" w:cs="Arial" w:eastAsia="Arial" w:hAnsi="Arial"/>
+                <w:sz w:val="22"/>
+                <w:szCs w:val="22"/>
+              </w:rPr>
+              <w:t xml:space="preserve">☐</w:t>
+            </w:r>
+          </w:p>
+        </w:tc>
+        <w:tc>
+          <w:tcPr>
+            <w:tcW w:type="dxa" w:w="8880"/>
+            <w:tcBorders>
+              <w:top w:val="none" w:color="FFFFFF" w:sz="0"/>
+              <w:left w:val="none" w:color="FFFFFF" w:sz="0"/>
+              <w:bottom w:val="none" w:color="FFFFFF" w:sz="0"/>
+              <w:right w:val="none" w:color="FFFFFF" w:sz="0"/>
+            </w:tcBorders>
+            <w:shd w:fill="FFFFFF" w:val="clear"/>
+            <w:tcMar>
+              <w:top w:type="dxa" w:w="60"/>
+              <w:left w:type="dxa" w:w="120"/>
+              <w:bottom w:type="dxa" w:w="60"/>
+              <w:right w:type="dxa" w:w="100"/>
+            </w:tcMar>
+          </w:tcPr>
+          <w:p>
+            <w:r>
+              <w:rPr>
+                <w:rFonts w:ascii="Arial" w:cs="Arial" w:eastAsia="Arial" w:hAnsi="Arial"/>
+                <w:color w:val="111827"/>
                 <w:sz w:val="20"/>
                 <w:szCs w:val="20"/>
               </w:rPr>
-              <w:t xml:space="preserve">Assinatura: ___________________</w:t>
-            </w:r>
-          </w:p>
-          <w:p>
-            <w:r>
-              <w:rPr>
-                <w:rFonts w:ascii="Arial" w:cs="Arial" w:eastAsia="Arial" w:hAnsi="Arial"/>
-                <w:color w:val="999999"/>
+              <w:t xml:space="preserve">Test coverage and quality verified</w:t>
+            </w:r>
+          </w:p>
+        </w:tc>
+      </w:tr>
+    </w:tbl>
+    <w:p>
+      <w:pPr>
+        <w:pBdr>
+          <w:bottom w:val="single" w:color="E5E7EB" w:sz="1"/>
+        </w:pBdr>
+        <w:spacing w:after="20" w:before="20"/>
+      </w:pPr>
+    </w:p>
+    <w:tbl>
+      <w:tblPr>
+        <w:tblW w:type="dxa" w:w="9360"/>
+        <w:tblBorders>
+          <w:top w:val="single" w:color="auto" w:sz="4"/>
+          <w:left w:val="single" w:color="auto" w:sz="4"/>
+          <w:bottom w:val="single" w:color="auto" w:sz="4"/>
+          <w:right w:val="single" w:color="auto" w:sz="4"/>
+          <w:insideH w:val="single" w:color="auto" w:sz="4"/>
+          <w:insideV w:val="single" w:color="auto" w:sz="4"/>
+        </w:tblBorders>
+        <w:tblCellMar>
+          <w:top w:type="dxa" w:w="40"/>
+          <w:bottom w:type="dxa" w:w="40"/>
+        </w:tblCellMar>
+      </w:tblPr>
+      <w:tblGrid>
+        <w:gridCol w:w="480"/>
+        <w:gridCol w:w="8880"/>
+      </w:tblGrid>
+      <w:tr>
+        <w:tc>
+          <w:tcPr>
+            <w:tcW w:type="dxa" w:w="480"/>
+            <w:tcBorders>
+              <w:top w:val="none" w:color="FFFFFF" w:sz="0"/>
+              <w:left w:val="none" w:color="FFFFFF" w:sz="0"/>
+              <w:bottom w:val="none" w:color="FFFFFF" w:sz="0"/>
+              <w:right w:val="none" w:color="FFFFFF" w:sz="0"/>
+            </w:tcBorders>
+            <w:shd w:fill="F9FAFB" w:val="clear"/>
+            <w:tcMar>
+              <w:top w:type="dxa" w:w="60"/>
+              <w:left w:type="dxa" w:w="100"/>
+              <w:bottom w:type="dxa" w:w="60"/>
+              <w:right w:type="dxa" w:w="60"/>
+            </w:tcMar>
+            <w:vAlign w:val="center"/>
+          </w:tcPr>
+          <w:p>
+            <w:pPr>
+              <w:jc w:val="center"/>
+            </w:pPr>
+            <w:r>
+              <w:rPr>
+                <w:rFonts w:ascii="Arial" w:cs="Arial" w:eastAsia="Arial" w:hAnsi="Arial"/>
+                <w:sz w:val="22"/>
+                <w:szCs w:val="22"/>
+              </w:rPr>
+              <w:t xml:space="preserve">☐</w:t>
+            </w:r>
+          </w:p>
+        </w:tc>
+        <w:tc>
+          <w:tcPr>
+            <w:tcW w:type="dxa" w:w="8880"/>
+            <w:tcBorders>
+              <w:top w:val="none" w:color="FFFFFF" w:sz="0"/>
+              <w:left w:val="none" w:color="FFFFFF" w:sz="0"/>
+              <w:bottom w:val="none" w:color="FFFFFF" w:sz="0"/>
+              <w:right w:val="none" w:color="FFFFFF" w:sz="0"/>
+            </w:tcBorders>
+            <w:shd w:fill="FFFFFF" w:val="clear"/>
+            <w:tcMar>
+              <w:top w:type="dxa" w:w="60"/>
+              <w:left w:type="dxa" w:w="120"/>
+              <w:bottom w:type="dxa" w:w="60"/>
+              <w:right w:type="dxa" w:w="100"/>
+            </w:tcMar>
+          </w:tcPr>
+          <w:p>
+            <w:r>
+              <w:rPr>
+                <w:rFonts w:ascii="Arial" w:cs="Arial" w:eastAsia="Arial" w:hAnsi="Arial"/>
+                <w:color w:val="111827"/>
                 <w:sz w:val="20"/>
                 <w:szCs w:val="20"/>
               </w:rPr>
-              <w:t xml:space="preserve">Data: _____ / _____ / _______</w:t>
+              <w:t xml:space="preserve">Technical risks identified and recorded</w:t>
             </w:r>
           </w:p>
         </w:tc>
@@ -650,31 +830,442 @@
     </w:tbl>
     <w:p>
       <w:pPr>
-        <w:spacing w:before="100" w:after="100"/>
+        <w:pBdr>
+          <w:bottom w:val="single" w:color="E5E7EB" w:sz="1"/>
+        </w:pBdr>
+        <w:spacing w:after="20" w:before="20"/>
+      </w:pPr>
+    </w:p>
+    <w:tbl>
+      <w:tblPr>
+        <w:tblW w:type="dxa" w:w="9360"/>
+        <w:tblBorders>
+          <w:top w:val="single" w:color="auto" w:sz="4"/>
+          <w:left w:val="single" w:color="auto" w:sz="4"/>
+          <w:bottom w:val="single" w:color="auto" w:sz="4"/>
+          <w:right w:val="single" w:color="auto" w:sz="4"/>
+          <w:insideH w:val="single" w:color="auto" w:sz="4"/>
+          <w:insideV w:val="single" w:color="auto" w:sz="4"/>
+        </w:tblBorders>
+        <w:tblCellMar>
+          <w:top w:type="dxa" w:w="40"/>
+          <w:bottom w:type="dxa" w:w="40"/>
+        </w:tblCellMar>
+      </w:tblPr>
+      <w:tblGrid>
+        <w:gridCol w:w="480"/>
+        <w:gridCol w:w="8880"/>
+      </w:tblGrid>
+      <w:tr>
+        <w:tc>
+          <w:tcPr>
+            <w:tcW w:type="dxa" w:w="480"/>
+            <w:tcBorders>
+              <w:top w:val="none" w:color="FFFFFF" w:sz="0"/>
+              <w:left w:val="none" w:color="FFFFFF" w:sz="0"/>
+              <w:bottom w:val="none" w:color="FFFFFF" w:sz="0"/>
+              <w:right w:val="none" w:color="FFFFFF" w:sz="0"/>
+            </w:tcBorders>
+            <w:shd w:fill="F9FAFB" w:val="clear"/>
+            <w:tcMar>
+              <w:top w:type="dxa" w:w="60"/>
+              <w:left w:type="dxa" w:w="100"/>
+              <w:bottom w:type="dxa" w:w="60"/>
+              <w:right w:type="dxa" w:w="60"/>
+            </w:tcMar>
+            <w:vAlign w:val="center"/>
+          </w:tcPr>
+          <w:p>
+            <w:pPr>
+              <w:jc w:val="center"/>
+            </w:pPr>
+            <w:r>
+              <w:rPr>
+                <w:rFonts w:ascii="Arial" w:cs="Arial" w:eastAsia="Arial" w:hAnsi="Arial"/>
+                <w:sz w:val="22"/>
+                <w:szCs w:val="22"/>
+              </w:rPr>
+              <w:t xml:space="preserve">☐</w:t>
+            </w:r>
+          </w:p>
+        </w:tc>
+        <w:tc>
+          <w:tcPr>
+            <w:tcW w:type="dxa" w:w="8880"/>
+            <w:tcBorders>
+              <w:top w:val="none" w:color="FFFFFF" w:sz="0"/>
+              <w:left w:val="none" w:color="FFFFFF" w:sz="0"/>
+              <w:bottom w:val="none" w:color="FFFFFF" w:sz="0"/>
+              <w:right w:val="none" w:color="FFFFFF" w:sz="0"/>
+            </w:tcBorders>
+            <w:shd w:fill="FFFFFF" w:val="clear"/>
+            <w:tcMar>
+              <w:top w:type="dxa" w:w="60"/>
+              <w:left w:type="dxa" w:w="120"/>
+              <w:bottom w:type="dxa" w:w="60"/>
+              <w:right w:type="dxa" w:w="100"/>
+            </w:tcMar>
+          </w:tcPr>
+          <w:p>
+            <w:r>
+              <w:rPr>
+                <w:rFonts w:ascii="Arial" w:cs="Arial" w:eastAsia="Arial" w:hAnsi="Arial"/>
+                <w:color w:val="111827"/>
+                <w:sz w:val="20"/>
+                <w:szCs w:val="20"/>
+              </w:rPr>
+              <w:t xml:space="preserve">Security aspects verified</w:t>
+            </w:r>
+          </w:p>
+        </w:tc>
+      </w:tr>
+    </w:tbl>
+    <w:p>
+      <w:pPr>
+        <w:pBdr>
+          <w:bottom w:val="single" w:color="E5E7EB" w:sz="1"/>
+        </w:pBdr>
+        <w:spacing w:after="20" w:before="20"/>
+      </w:pPr>
+    </w:p>
+    <w:tbl>
+      <w:tblPr>
+        <w:tblW w:type="dxa" w:w="9360"/>
+        <w:tblBorders>
+          <w:top w:val="single" w:color="auto" w:sz="4"/>
+          <w:left w:val="single" w:color="auto" w:sz="4"/>
+          <w:bottom w:val="single" w:color="auto" w:sz="4"/>
+          <w:right w:val="single" w:color="auto" w:sz="4"/>
+          <w:insideH w:val="single" w:color="auto" w:sz="4"/>
+          <w:insideV w:val="single" w:color="auto" w:sz="4"/>
+        </w:tblBorders>
+        <w:tblCellMar>
+          <w:top w:type="dxa" w:w="40"/>
+          <w:bottom w:type="dxa" w:w="40"/>
+        </w:tblCellMar>
+      </w:tblPr>
+      <w:tblGrid>
+        <w:gridCol w:w="480"/>
+        <w:gridCol w:w="8880"/>
+      </w:tblGrid>
+      <w:tr>
+        <w:tc>
+          <w:tcPr>
+            <w:tcW w:type="dxa" w:w="480"/>
+            <w:tcBorders>
+              <w:top w:val="none" w:color="FFFFFF" w:sz="0"/>
+              <w:left w:val="none" w:color="FFFFFF" w:sz="0"/>
+              <w:bottom w:val="none" w:color="FFFFFF" w:sz="0"/>
+              <w:right w:val="none" w:color="FFFFFF" w:sz="0"/>
+            </w:tcBorders>
+            <w:shd w:fill="F9FAFB" w:val="clear"/>
+            <w:tcMar>
+              <w:top w:type="dxa" w:w="60"/>
+              <w:left w:type="dxa" w:w="100"/>
+              <w:bottom w:type="dxa" w:w="60"/>
+              <w:right w:type="dxa" w:w="60"/>
+            </w:tcMar>
+            <w:vAlign w:val="center"/>
+          </w:tcPr>
+          <w:p>
+            <w:pPr>
+              <w:jc w:val="center"/>
+            </w:pPr>
+            <w:r>
+              <w:rPr>
+                <w:rFonts w:ascii="Arial" w:cs="Arial" w:eastAsia="Arial" w:hAnsi="Arial"/>
+                <w:sz w:val="22"/>
+                <w:szCs w:val="22"/>
+              </w:rPr>
+              <w:t xml:space="preserve">☐</w:t>
+            </w:r>
+          </w:p>
+        </w:tc>
+        <w:tc>
+          <w:tcPr>
+            <w:tcW w:type="dxa" w:w="8880"/>
+            <w:tcBorders>
+              <w:top w:val="none" w:color="FFFFFF" w:sz="0"/>
+              <w:left w:val="none" w:color="FFFFFF" w:sz="0"/>
+              <w:bottom w:val="none" w:color="FFFFFF" w:sz="0"/>
+              <w:right w:val="none" w:color="FFFFFF" w:sz="0"/>
+            </w:tcBorders>
+            <w:shd w:fill="FFFFFF" w:val="clear"/>
+            <w:tcMar>
+              <w:top w:type="dxa" w:w="60"/>
+              <w:left w:type="dxa" w:w="120"/>
+              <w:bottom w:type="dxa" w:w="60"/>
+              <w:right w:type="dxa" w:w="100"/>
+            </w:tcMar>
+          </w:tcPr>
+          <w:p>
+            <w:r>
+              <w:rPr>
+                <w:rFonts w:ascii="Arial" w:cs="Arial" w:eastAsia="Arial" w:hAnsi="Arial"/>
+                <w:color w:val="111827"/>
+                <w:sz w:val="20"/>
+                <w:szCs w:val="20"/>
+              </w:rPr>
+              <w:t xml:space="preserve">Technical decisions recorded</w:t>
+            </w:r>
+          </w:p>
+        </w:tc>
+      </w:tr>
+    </w:tbl>
+    <w:p>
+      <w:pPr>
+        <w:pBdr>
+          <w:bottom w:val="single" w:color="E5E7EB" w:sz="1"/>
+        </w:pBdr>
+        <w:spacing w:after="20" w:before="20"/>
+      </w:pPr>
+    </w:p>
+    <w:p>
+      <w:pPr>
+        <w:shd w:fill="922B21" w:val="clear"/>
+        <w:spacing w:after="80" w:before="240"/>
+        <w:ind w:left="120" w:right="120"/>
       </w:pPr>
       <w:r>
-        <w:t xml:space="preserve"/>
+        <w:rPr>
+          <w:rFonts w:ascii="Arial" w:cs="Arial" w:eastAsia="Arial" w:hAnsi="Arial"/>
+          <w:b/>
+          <w:bCs/>
+          <w:color w:val="FFFFFF"/>
+          <w:sz w:val="22"/>
+          <w:szCs w:val="22"/>
+        </w:rPr>
+        <w:t xml:space="preserve">Quality Gate (Blocking)</w:t>
       </w:r>
     </w:p>
     <w:p>
       <w:pPr>
-        <w:jc w:val="center"/>
+        <w:spacing w:after="60" w:before="60"/>
       </w:pPr>
       <w:r>
         <w:rPr>
           <w:rFonts w:ascii="Arial" w:cs="Arial" w:eastAsia="Arial" w:hAnsi="Arial"/>
           <w:i/>
           <w:iCs/>
-          <w:color w:val="999999"/>
+          <w:color w:val="922B21"/>
+          <w:sz w:val="18"/>
+          <w:szCs w:val="18"/>
+        </w:rPr>
+        <w:t xml:space="preserve">⛔ All items below are BLOCKING — do not advance without completing them.</w:t>
+      </w:r>
+    </w:p>
+    <w:tbl>
+      <w:tblPr>
+        <w:tblW w:type="dxa" w:w="9360"/>
+        <w:tblBorders>
+          <w:top w:val="single" w:color="auto" w:sz="4"/>
+          <w:left w:val="single" w:color="auto" w:sz="4"/>
+          <w:bottom w:val="single" w:color="auto" w:sz="4"/>
+          <w:right w:val="single" w:color="auto" w:sz="4"/>
+          <w:insideH w:val="single" w:color="auto" w:sz="4"/>
+          <w:insideV w:val="single" w:color="auto" w:sz="4"/>
+        </w:tblBorders>
+        <w:tblCellMar>
+          <w:top w:type="dxa" w:w="40"/>
+          <w:bottom w:type="dxa" w:w="40"/>
+        </w:tblCellMar>
+      </w:tblPr>
+      <w:tblGrid>
+        <w:gridCol w:w="480"/>
+        <w:gridCol w:w="8880"/>
+      </w:tblGrid>
+      <w:tr>
+        <w:tc>
+          <w:tcPr>
+            <w:tcW w:type="dxa" w:w="480"/>
+            <w:tcBorders>
+              <w:top w:val="none" w:color="FFFFFF" w:sz="0"/>
+              <w:left w:val="none" w:color="FFFFFF" w:sz="0"/>
+              <w:bottom w:val="none" w:color="FFFFFF" w:sz="0"/>
+              <w:right w:val="none" w:color="FFFFFF" w:sz="0"/>
+            </w:tcBorders>
+            <w:shd w:fill="F9FAFB" w:val="clear"/>
+            <w:tcMar>
+              <w:top w:type="dxa" w:w="60"/>
+              <w:left w:type="dxa" w:w="100"/>
+              <w:bottom w:type="dxa" w:w="60"/>
+              <w:right w:type="dxa" w:w="60"/>
+            </w:tcMar>
+            <w:vAlign w:val="center"/>
+          </w:tcPr>
+          <w:p>
+            <w:pPr>
+              <w:jc w:val="center"/>
+            </w:pPr>
+            <w:r>
+              <w:rPr>
+                <w:rFonts w:ascii="Arial" w:cs="Arial" w:eastAsia="Arial" w:hAnsi="Arial"/>
+                <w:sz w:val="22"/>
+                <w:szCs w:val="22"/>
+              </w:rPr>
+              <w:t xml:space="preserve">☐</w:t>
+            </w:r>
+          </w:p>
+        </w:tc>
+        <w:tc>
+          <w:tcPr>
+            <w:tcW w:type="dxa" w:w="8880"/>
+            <w:tcBorders>
+              <w:top w:val="none" w:color="FFFFFF" w:sz="0"/>
+              <w:left w:val="none" w:color="FFFFFF" w:sz="0"/>
+              <w:bottom w:val="none" w:color="FFFFFF" w:sz="0"/>
+              <w:right w:val="none" w:color="FFFFFF" w:sz="0"/>
+            </w:tcBorders>
+            <w:shd w:fill="FFFFFF" w:val="clear"/>
+            <w:tcMar>
+              <w:top w:type="dxa" w:w="60"/>
+              <w:left w:type="dxa" w:w="120"/>
+              <w:bottom w:type="dxa" w:w="60"/>
+              <w:right w:type="dxa" w:w="100"/>
+            </w:tcMar>
+          </w:tcPr>
+          <w:p>
+            <w:r>
+              <w:rPr>
+                <w:rFonts w:ascii="Arial" w:cs="Arial" w:eastAsia="Arial" w:hAnsi="Arial"/>
+                <w:color w:val="111827"/>
+                <w:sz w:val="20"/>
+                <w:szCs w:val="20"/>
+              </w:rPr>
+              <w:t xml:space="preserve">All Code Review Checklist criteria met</w:t>
+            </w:r>
+          </w:p>
+        </w:tc>
+      </w:tr>
+    </w:tbl>
+    <w:p>
+      <w:pPr>
+        <w:pBdr>
+          <w:bottom w:val="single" w:color="E5E7EB" w:sz="1"/>
+        </w:pBdr>
+        <w:spacing w:after="20" w:before="20"/>
+      </w:pPr>
+    </w:p>
+    <w:tbl>
+      <w:tblPr>
+        <w:tblW w:type="dxa" w:w="9360"/>
+        <w:tblBorders>
+          <w:top w:val="single" w:color="auto" w:sz="4"/>
+          <w:left w:val="single" w:color="auto" w:sz="4"/>
+          <w:bottom w:val="single" w:color="auto" w:sz="4"/>
+          <w:right w:val="single" w:color="auto" w:sz="4"/>
+          <w:insideH w:val="single" w:color="auto" w:sz="4"/>
+          <w:insideV w:val="single" w:color="auto" w:sz="4"/>
+        </w:tblBorders>
+        <w:tblCellMar>
+          <w:top w:type="dxa" w:w="40"/>
+          <w:bottom w:type="dxa" w:w="40"/>
+        </w:tblCellMar>
+      </w:tblPr>
+      <w:tblGrid>
+        <w:gridCol w:w="480"/>
+        <w:gridCol w:w="8880"/>
+      </w:tblGrid>
+      <w:tr>
+        <w:tc>
+          <w:tcPr>
+            <w:tcW w:type="dxa" w:w="480"/>
+            <w:tcBorders>
+              <w:top w:val="none" w:color="FFFFFF" w:sz="0"/>
+              <w:left w:val="none" w:color="FFFFFF" w:sz="0"/>
+              <w:bottom w:val="none" w:color="FFFFFF" w:sz="0"/>
+              <w:right w:val="none" w:color="FFFFFF" w:sz="0"/>
+            </w:tcBorders>
+            <w:shd w:fill="F9FAFB" w:val="clear"/>
+            <w:tcMar>
+              <w:top w:type="dxa" w:w="60"/>
+              <w:left w:type="dxa" w:w="100"/>
+              <w:bottom w:type="dxa" w:w="60"/>
+              <w:right w:type="dxa" w:w="60"/>
+            </w:tcMar>
+            <w:vAlign w:val="center"/>
+          </w:tcPr>
+          <w:p>
+            <w:pPr>
+              <w:jc w:val="center"/>
+            </w:pPr>
+            <w:r>
+              <w:rPr>
+                <w:rFonts w:ascii="Arial" w:cs="Arial" w:eastAsia="Arial" w:hAnsi="Arial"/>
+                <w:sz w:val="22"/>
+                <w:szCs w:val="22"/>
+              </w:rPr>
+              <w:t xml:space="preserve">☐</w:t>
+            </w:r>
+          </w:p>
+        </w:tc>
+        <w:tc>
+          <w:tcPr>
+            <w:tcW w:type="dxa" w:w="8880"/>
+            <w:tcBorders>
+              <w:top w:val="none" w:color="FFFFFF" w:sz="0"/>
+              <w:left w:val="none" w:color="FFFFFF" w:sz="0"/>
+              <w:bottom w:val="none" w:color="FFFFFF" w:sz="0"/>
+              <w:right w:val="none" w:color="FFFFFF" w:sz="0"/>
+            </w:tcBorders>
+            <w:shd w:fill="FFFFFF" w:val="clear"/>
+            <w:tcMar>
+              <w:top w:type="dxa" w:w="60"/>
+              <w:left w:type="dxa" w:w="120"/>
+              <w:bottom w:type="dxa" w:w="60"/>
+              <w:right w:type="dxa" w:w="100"/>
+            </w:tcMar>
+          </w:tcPr>
+          <w:p>
+            <w:r>
+              <w:rPr>
+                <w:rFonts w:ascii="Arial" w:cs="Arial" w:eastAsia="Arial" w:hAnsi="Arial"/>
+                <w:color w:val="111827"/>
+                <w:sz w:val="20"/>
+                <w:szCs w:val="20"/>
+              </w:rPr>
+              <w:t xml:space="preserve">All comments resolved before approval</w:t>
+            </w:r>
+          </w:p>
+        </w:tc>
+      </w:tr>
+    </w:tbl>
+    <w:p>
+      <w:pPr>
+        <w:pBdr>
+          <w:bottom w:val="single" w:color="E5E7EB" w:sz="1"/>
+        </w:pBdr>
+        <w:spacing w:after="20" w:before="20"/>
+      </w:pPr>
+    </w:p>
+    <w:p>
+      <w:pPr>
+        <w:spacing w:after="0" w:before="320"/>
+      </w:pPr>
+    </w:p>
+    <w:p>
+      <w:pPr>
+        <w:pBdr>
+          <w:top w:val="single" w:color="1D9E75" w:sz="4"/>
+        </w:pBdr>
+        <w:spacing w:before="120"/>
+        <w:jc w:val="center"/>
+      </w:pPr>
+      <w:r>
+        <w:rPr>
+          <w:rFonts w:ascii="Arial" w:cs="Arial" w:eastAsia="Arial" w:hAnsi="Arial"/>
+          <w:i/>
+          <w:iCs/>
+          <w:color w:val="6B7280"/>
           <w:sz w:val="16"/>
           <w:szCs w:val="16"/>
         </w:rPr>
-        <w:t xml:space="preserve">MergeTrace · Guidelines para Merge de Software Orientados à Qualidade · UNISINOS 2026</w:t>
+        <w:t xml:space="preserve">MergeTrace · Stéfani Celestino Rees · UNISINOS · PPG Computação Aplicada · 2026</w:t>
       </w:r>
     </w:p>
     <w:sectPr>
       <w:pgSz w:w="11906" w:h="16838" w:orient="portrait"/>
-      <w:pgMar w:top="1440" w:right="1440" w:bottom="1440" w:left="1440" w:header="708" w:footer="708" w:gutter="0"/>
+      <w:pgMar w:top="1000" w:right="1000" w:bottom="1000" w:left="1000" w:header="708" w:footer="708" w:gutter="0"/>
       <w:pgNumType/>
       <w:docGrid w:linePitch="360"/>
     </w:sectPr>
@@ -684,6 +1275,43 @@
 
 <file path=word/comments.xml><?xml version="1.0" encoding="utf-8"?>
 <w:comments xmlns:cx="http://schemas.microsoft.com/office/drawing/2014/chartex" xmlns:cx1="http://schemas.microsoft.com/office/drawing/2015/9/8/chartex" xmlns:cx2="http://schemas.microsoft.com/office/drawing/2015/10/21/chartex" xmlns:cx3="http://schemas.microsoft.com/office/drawing/2016/5/9/chartex" xmlns:cx4="http://schemas.microsoft.com/office/drawing/2016/5/10/chartex" xmlns:cx5="http://schemas.microsoft.com/office/drawing/2016/5/11/chartex" xmlns:cx6="http://schemas.microsoft.com/office/drawing/2016/5/12/chartex" xmlns:cx7="http://schemas.microsoft.com/office/drawing/2016/5/13/chartex" xmlns:cx8="http://schemas.microsoft.com/office/drawing/2016/5/14/chartex" xmlns:mc="http://schemas.openxmlformats.org/markup-compatibility/2006" xmlns:aink="http://schemas.microsoft.com/office/drawing/2016/ink" xmlns:am3d="http://schemas.microsoft.com/office/drawing/2017/model3d" xmlns:o="urn:schemas-microsoft-com:office:office" xmlns:r="http://schemas.openxmlformats.org/officeDocument/2006/relationships" xmlns:m="http://schemas.openxmlformats.org/officeDocument/2006/math" xmlns:v="urn:schemas-microsoft-com:vml" xmlns:wp14="http://schemas.microsoft.com/office/word/2010/wordprocessingDrawing" xmlns:wp="http://schemas.openxmlformats.org/drawingml/2006/wordprocessingDrawing" xmlns:w10="urn:schemas-microsoft-com:office:word" xmlns:w="http://schemas.openxmlformats.org/wordprocessingml/2006/main" xmlns:w14="http://schemas.microsoft.com/office/word/2010/wordml" xmlns:w15="http://schemas.microsoft.com/office/word/2012/wordml" xmlns:w16cex="http://schemas.microsoft.com/office/word/2018/wordml/cex" xmlns:w16cid="http://schemas.microsoft.com/office/word/2016/wordml/cid" xmlns:w16="http://schemas.microsoft.com/office/word/2018/wordml" xmlns:w16sdtdh="http://schemas.microsoft.com/office/word/2020/wordml/sdtdatahash" xmlns:w16se="http://schemas.microsoft.com/office/word/2015/wordml/symex" xmlns:wpg="http://schemas.microsoft.com/office/word/2010/wordprocessingGroup" xmlns:wpi="http://schemas.microsoft.com/office/word/2010/wordprocessingInk" xmlns:wne="http://schemas.microsoft.com/office/word/2006/wordml" xmlns:wps="http://schemas.microsoft.com/office/word/2010/wordprocessingShape"/>
+</file>
+
+<file path=word/endnotes.xml><?xml version="1.0" encoding="utf-8"?>
+<w:endnotes xmlns:wpc="http://schemas.microsoft.com/office/word/2010/wordprocessingCanvas" xmlns:mc="http://schemas.openxmlformats.org/markup-compatibility/2006" xmlns:o="urn:schemas-microsoft-com:office:office" xmlns:r="http://schemas.openxmlformats.org/officeDocument/2006/relationships" xmlns:m="http://schemas.openxmlformats.org/officeDocument/2006/math" xmlns:v="urn:schemas-microsoft-com:vml" xmlns:wp14="http://schemas.microsoft.com/office/word/2010/wordprocessingDrawing" xmlns:wp="http://schemas.openxmlformats.org/drawingml/2006/wordprocessingDrawing" xmlns:w10="urn:schemas-microsoft-com:office:word" xmlns:w="http://schemas.openxmlformats.org/wordprocessingml/2006/main" xmlns:w14="http://schemas.microsoft.com/office/word/2010/wordml" xmlns:w15="http://schemas.microsoft.com/office/word/2012/wordml" xmlns:wpg="http://schemas.microsoft.com/office/word/2010/wordprocessingGroup" xmlns:wpi="http://schemas.microsoft.com/office/word/2010/wordprocessingInk" xmlns:wne="http://schemas.microsoft.com/office/word/2006/wordml" xmlns:wps="http://schemas.microsoft.com/office/word/2010/wordprocessingShape" mc:Ignorable="w14 w15 wp14">
+  <w:endnote w:type="separator" w:id="-1">
+    <w:p>
+      <w:pPr>
+        <w:spacing w:after="0" w:line="240" w:lineRule="auto"/>
+      </w:pPr>
+      <w:r>
+        <w:rPr>
+          <w:rStyle w:val="EndnoteReference"/>
+        </w:rPr>
+        <w:endnoteRef/>
+      </w:r>
+      <w:r>
+        <w:separator/>
+      </w:r>
+    </w:p>
+  </w:endnote>
+  <w:endnote w:type="continuationSeparator" w:id="0">
+    <w:p>
+      <w:pPr>
+        <w:spacing w:after="0" w:line="240" w:lineRule="auto"/>
+      </w:pPr>
+      <w:r>
+        <w:rPr>
+          <w:rStyle w:val="EndnoteReference"/>
+        </w:rPr>
+        <w:endnoteRef/>
+      </w:r>
+      <w:r>
+        <w:continuationSeparator/>
+      </w:r>
+    </w:p>
+  </w:endnote>
+</w:endnotes>
 </file>
 
 <file path=word/footnotes.xml><?xml version="1.0" encoding="utf-8"?>
@@ -809,26 +1437,8 @@
       </w:pPr>
     </w:lvl>
   </w:abstractNum>
-  <w:abstractNum w:abstractNumId="2" w15:restartNumberingAfterBreak="0">
-    <w:multiLevelType w:val="hybridMultilevel"/>
-    <w:lvl w:ilvl="0" w15:tentative="1">
-      <w:start w:val="1"/>
-      <w:numFmt w:val="bullet"/>
-      <w:lvlText w:val="☐"/>
-      <w:lvlJc w:val="left"/>
-      <w:pPr>
-        <w:ind w:left="560" w:hanging="360"/>
-      </w:pPr>
-    </w:lvl>
-  </w:abstractNum>
   <w:num w:numId="1">
     <w:abstractNumId w:val="1"/>
-    <w:lvlOverride w:ilvl="0">
-      <w:startOverride w:val="1"/>
-    </w:lvlOverride>
-  </w:num>
-  <w:num w:numId="2">
-    <w:abstractNumId w:val="2"/>
     <w:lvlOverride w:ilvl="0">
       <w:startOverride w:val="1"/>
     </w:lvlOverride>
@@ -982,5 +1592,42 @@
       <w:szCs w:val="20"/>
     </w:rPr>
   </w:style>
+  <w:style w:type="character" w:styleId="EndnoteReference">
+    <w:name w:val="endnote reference"/>
+    <w:basedOn w:val="DefaultParagraphFont"/>
+    <w:uiPriority w:val="99"/>
+    <w:semiHidden/>
+    <w:unhideWhenUsed/>
+    <w:rPr>
+      <w:vertAlign w:val="superscript"/>
+    </w:rPr>
+  </w:style>
+  <w:style w:type="paragraph" w:styleId="EndnoteText">
+    <w:name w:val="endnote text"/>
+    <w:basedOn w:val="Normal"/>
+    <w:link w:val="EndnoteTextChar"/>
+    <w:uiPriority w:val="99"/>
+    <w:semiHidden/>
+    <w:unhideWhenUsed/>
+    <w:pPr>
+      <w:spacing w:after="0" w:line="240" w:lineRule="auto"/>
+    </w:pPr>
+    <w:rPr>
+      <w:sz w:val="20"/>
+      <w:szCs w:val="20"/>
+    </w:rPr>
+  </w:style>
+  <w:style w:type="character" w:styleId="EndnoteTextChar">
+    <w:name w:val="Endnote Text Char"/>
+    <w:basedOn w:val="DefaultParagraphFont"/>
+    <w:link w:val="EndnoteText"/>
+    <w:uiPriority w:val="99"/>
+    <w:semiHidden/>
+    <w:unhideWhenUsed/>
+    <w:rPr>
+      <w:sz w:val="20"/>
+      <w:szCs w:val="20"/>
+    </w:rPr>
+  </w:style>
 </w:styles>
 </file>